--- a/tillsyn/A 14416-2023 tillsynsbegäran.docx
+++ b/tillsyn/A 14416-2023 tillsynsbegäran.docx
@@ -277,7 +277,7 @@
     <w:r>
       <w:tab/>
       <w:tab/>
-      <w:t>2026-06-18</w:t>
+      <w:t>2026-06-19</w:t>
       <w:br/>
       <w:br/>
     </w:r>

--- a/tillsyn/A 14416-2023 tillsynsbegäran.docx
+++ b/tillsyn/A 14416-2023 tillsynsbegäran.docx
@@ -277,7 +277,7 @@
     <w:r>
       <w:tab/>
       <w:tab/>
-      <w:t>2026-06-19</w:t>
+      <w:t>2026-06-20</w:t>
       <w:br/>
       <w:br/>
     </w:r>

--- a/tillsyn/A 14416-2023 tillsynsbegäran.docx
+++ b/tillsyn/A 14416-2023 tillsynsbegäran.docx
@@ -12,10 +12,7 @@
     </w:p>
     <w:p>
       <w:r>
-        <w:t>Detta dokument behandlar höga naturvärden i avverkningsanmälan A 14416-2023 i Vaggeryds kommun som inkom 2023-03-27 och omfattar 11,7 ha.</w:t>
-      </w:r>
-      <w:r>
-        <w:t xml:space="preserve"> I Figur 1 visas fyndplatser för naturvårdsarter i området, som finns registrerade på Artportalen.</w:t>
+        <w:t>Denna tillsynsbegäran behandlar höga naturvärden i avverkningsanmälan A 14416-2023 i Vaggeryds kommun som inkom 2023-03-27 och omfattar 11,7 ha.</w:t>
       </w:r>
     </w:p>
     <w:p>
@@ -63,7 +60,20 @@
         <w:spacing w:after="240"/>
       </w:pPr>
       <w:r>
-        <w:t>Figur 1. Fyndplatser för naturvårdsarter i avverkningsanmälan (röd linje). Inom parentes anges rödlistekategorier, S för signalarter, Tför typiska arter och fridlysningsparagrafer i artskyddsförordningen.Markörer utan svart kant är placerade på fyndplatsen. Markörer med svart kant är placerade vid sidan av fyndplatsen och har ett svart streck som visar fyndplatsens exakta position. Kartans mittpunktskoordinat är N 6369810, E 440227 i SWEREF 99 TM.</w:t>
+        <w:t>Figur 1. Fyndplatser för naturvårdsarter i avverkningsanmälan. Markörer utan svart kant är placerade på fyndplatsen. Markörer med svart kant är placerade vid sidan av fyndplatsen har ett svart streck som visar fyndplatsens exakta position. Kartans mittpunktskoordinat är N 6369810, E 440227 i SWEREF 99 TM.</w:t>
+      </w:r>
+    </w:p>
+    <w:p>
+      <w:r>
+        <w:t>I avverkningsanmälan finns fynd av 2 naturvårdsarter, varav 1 är fridlyst, 1 är typisk (T) och 1 är signalart (S): västlig hakmossa (S) och blåsippa (T, §9). Se Figur 1.</w:t>
+      </w:r>
+    </w:p>
+    <w:p>
+      <w:pPr>
+        <w:pStyle w:val="Heading1"/>
+      </w:pPr>
+      <w:r>
+        <w:t>Tillsynsbegäran</w:t>
       </w:r>
     </w:p>
     <w:p>
@@ -77,39 +87,16 @@
       </w:r>
     </w:p>
     <w:p>
-      <w:r>
-        <w:t>Nedan beskrivs fynd av naturvårdsarter och fridlysta arter som gjorts i det avverkningsanmälda området.</w:t>
-      </w:r>
-    </w:p>
-    <w:p>
       <w:pPr>
         <w:pStyle w:val="Heading1"/>
       </w:pPr>
       <w:r>
-        <w:t>Naturvårdsarter</w:t>
+        <w:t>Naturvårdsarter och fridlysta arter</w:t>
       </w:r>
     </w:p>
     <w:p>
       <w:r>
-        <w:t>I avverkningsanmälan har följande 2 naturvårdsarter hittats: västlig hakmossa (S) och blåsippa (T, §9). Arter som är signalarter enligt Skogsstyrelsen har markerats med (S). Typiska arter inom Natura 2000 som är kopplade till skogsekosystem har markerats med (T). För fridlysta arter anges även paragrafen i Artskyddsförordningen som arten är fridlyst enligt.</w:t>
-      </w:r>
-    </w:p>
-    <w:p>
-      <w:r>
-        <w:t>De påträffade naturvårdsarterna är ett tydligt kvitto på att det rör sig om en skog med höga naturvärden.</w:t>
-      </w:r>
-    </w:p>
-    <w:p>
-      <w:pPr>
-        <w:pStyle w:val="Heading2"/>
-      </w:pPr>
-      <w:r>
-        <w:t>Fridlysta arter</w:t>
-      </w:r>
-    </w:p>
-    <w:p>
-      <w:r>
-        <w:t>Följande fridlysta arter har sina livsmiljöer och växtplatser i den avverkningsanmälda skogen: blåsippa (T, §9).</w:t>
+        <w:t>Nedan följer beskrivningar av de naturvårdsarter och fridlysta arter som har sina livsmiljöer och växtplatser i den avverkningsanmälda skogen. De påträffade naturvårdsarterna är ett tydligt kvitto på att det rör sig om en skog med höga naturvärden.</w:t>
       </w:r>
     </w:p>
     <w:p>
@@ -139,14 +126,6 @@
       </w:r>
       <w:r>
         <w:t xml:space="preserve"> (SLU Artdatabanken, 2025).</w:t>
-      </w:r>
-    </w:p>
-    <w:p>
-      <w:pPr>
-        <w:pStyle w:val="Heading2"/>
-      </w:pPr>
-      <w:r>
-        <w:t>Övriga naturvårdsarter</w:t>
       </w:r>
     </w:p>
     <w:sectPr>
@@ -277,7 +256,7 @@
     <w:r>
       <w:tab/>
       <w:tab/>
-      <w:t>2026-06-20</w:t>
+      <w:t>2026-06-21</w:t>
       <w:br/>
       <w:br/>
     </w:r>

--- a/tillsyn/A 14416-2023 tillsynsbegäran.docx
+++ b/tillsyn/A 14416-2023 tillsynsbegäran.docx
@@ -256,7 +256,7 @@
     <w:r>
       <w:tab/>
       <w:tab/>
-      <w:t>2026-06-21</w:t>
+      <w:t>2026-06-22</w:t>
       <w:br/>
       <w:br/>
     </w:r>

--- a/tillsyn/A 14416-2023 tillsynsbegäran.docx
+++ b/tillsyn/A 14416-2023 tillsynsbegäran.docx
@@ -256,7 +256,7 @@
     <w:r>
       <w:tab/>
       <w:tab/>
-      <w:t>2026-06-22</w:t>
+      <w:t>2026-06-23</w:t>
       <w:br/>
       <w:br/>
     </w:r>

--- a/tillsyn/A 14416-2023 tillsynsbegäran.docx
+++ b/tillsyn/A 14416-2023 tillsynsbegäran.docx
@@ -256,7 +256,7 @@
     <w:r>
       <w:tab/>
       <w:tab/>
-      <w:t>2026-06-23</w:t>
+      <w:t>2026-06-24</w:t>
       <w:br/>
       <w:br/>
     </w:r>

--- a/tillsyn/A 14416-2023 tillsynsbegäran.docx
+++ b/tillsyn/A 14416-2023 tillsynsbegäran.docx
@@ -256,7 +256,7 @@
     <w:r>
       <w:tab/>
       <w:tab/>
-      <w:t>2026-06-24</w:t>
+      <w:t>2026-06-25</w:t>
       <w:br/>
       <w:br/>
     </w:r>

--- a/tillsyn/A 14416-2023 tillsynsbegäran.docx
+++ b/tillsyn/A 14416-2023 tillsynsbegäran.docx
@@ -256,7 +256,7 @@
     <w:r>
       <w:tab/>
       <w:tab/>
-      <w:t>2026-06-25</w:t>
+      <w:t>2026-06-26</w:t>
       <w:br/>
       <w:br/>
     </w:r>

--- a/tillsyn/A 14416-2023 tillsynsbegäran.docx
+++ b/tillsyn/A 14416-2023 tillsynsbegäran.docx
@@ -256,7 +256,7 @@
     <w:r>
       <w:tab/>
       <w:tab/>
-      <w:t>2026-06-26</w:t>
+      <w:t>2026-06-27</w:t>
       <w:br/>
       <w:br/>
     </w:r>

--- a/tillsyn/A 14416-2023 tillsynsbegäran.docx
+++ b/tillsyn/A 14416-2023 tillsynsbegäran.docx
@@ -256,7 +256,7 @@
     <w:r>
       <w:tab/>
       <w:tab/>
-      <w:t>2026-06-27</w:t>
+      <w:t>2026-06-28</w:t>
       <w:br/>
       <w:br/>
     </w:r>

--- a/tillsyn/A 14416-2023 tillsynsbegäran.docx
+++ b/tillsyn/A 14416-2023 tillsynsbegäran.docx
@@ -256,7 +256,7 @@
     <w:r>
       <w:tab/>
       <w:tab/>
-      <w:t>2026-06-28</w:t>
+      <w:t>2026-06-29</w:t>
       <w:br/>
       <w:br/>
     </w:r>

--- a/tillsyn/A 14416-2023 tillsynsbegäran.docx
+++ b/tillsyn/A 14416-2023 tillsynsbegäran.docx
@@ -256,7 +256,7 @@
     <w:r>
       <w:tab/>
       <w:tab/>
-      <w:t>2026-06-29</w:t>
+      <w:t>2026-06-30</w:t>
       <w:br/>
       <w:br/>
     </w:r>

--- a/tillsyn/A 14416-2023 tillsynsbegäran.docx
+++ b/tillsyn/A 14416-2023 tillsynsbegäran.docx
@@ -256,7 +256,7 @@
     <w:r>
       <w:tab/>
       <w:tab/>
-      <w:t>2026-06-30</w:t>
+      <w:t>2026-07-01</w:t>
       <w:br/>
       <w:br/>
     </w:r>

--- a/tillsyn/A 14416-2023 tillsynsbegäran.docx
+++ b/tillsyn/A 14416-2023 tillsynsbegäran.docx
@@ -256,7 +256,7 @@
     <w:r>
       <w:tab/>
       <w:tab/>
-      <w:t>2026-07-01</w:t>
+      <w:t>2026-07-02</w:t>
       <w:br/>
       <w:br/>
     </w:r>

--- a/tillsyn/A 14416-2023 tillsynsbegäran.docx
+++ b/tillsyn/A 14416-2023 tillsynsbegäran.docx
@@ -256,7 +256,7 @@
     <w:r>
       <w:tab/>
       <w:tab/>
-      <w:t>2026-07-13</w:t>
+      <w:t>2026-07-14</w:t>
       <w:br/>
       <w:br/>
     </w:r>

--- a/tillsyn/A 14416-2023 tillsynsbegäran.docx
+++ b/tillsyn/A 14416-2023 tillsynsbegäran.docx
@@ -256,7 +256,7 @@
     <w:r>
       <w:tab/>
       <w:tab/>
-      <w:t>2026-07-14</w:t>
+      <w:t>2026-07-15</w:t>
       <w:br/>
       <w:br/>
     </w:r>

--- a/tillsyn/A 14416-2023 tillsynsbegäran.docx
+++ b/tillsyn/A 14416-2023 tillsynsbegäran.docx
@@ -256,7 +256,7 @@
     <w:r>
       <w:tab/>
       <w:tab/>
-      <w:t>2026-07-15</w:t>
+      <w:t>2026-07-16</w:t>
       <w:br/>
       <w:br/>
     </w:r>

--- a/tillsyn/A 14416-2023 tillsynsbegäran.docx
+++ b/tillsyn/A 14416-2023 tillsynsbegäran.docx
@@ -256,7 +256,7 @@
     <w:r>
       <w:tab/>
       <w:tab/>
-      <w:t>2026-07-16</w:t>
+      <w:t>2026-07-17</w:t>
       <w:br/>
       <w:br/>
     </w:r>

--- a/tillsyn/A 14416-2023 tillsynsbegäran.docx
+++ b/tillsyn/A 14416-2023 tillsynsbegäran.docx
@@ -256,7 +256,7 @@
     <w:r>
       <w:tab/>
       <w:tab/>
-      <w:t>2026-07-17</w:t>
+      <w:t>2026-07-18</w:t>
       <w:br/>
       <w:br/>
     </w:r>

--- a/tillsyn/A 14416-2023 tillsynsbegäran.docx
+++ b/tillsyn/A 14416-2023 tillsynsbegäran.docx
@@ -256,7 +256,7 @@
     <w:r>
       <w:tab/>
       <w:tab/>
-      <w:t>2026-07-18</w:t>
+      <w:t>2026-07-19</w:t>
       <w:br/>
       <w:br/>
     </w:r>

--- a/tillsyn/A 14416-2023 tillsynsbegäran.docx
+++ b/tillsyn/A 14416-2023 tillsynsbegäran.docx
@@ -256,7 +256,7 @@
     <w:r>
       <w:tab/>
       <w:tab/>
-      <w:t>2026-07-19</w:t>
+      <w:t>2026-07-20</w:t>
       <w:br/>
       <w:br/>
     </w:r>

--- a/tillsyn/A 14416-2023 tillsynsbegäran.docx
+++ b/tillsyn/A 14416-2023 tillsynsbegäran.docx
@@ -256,7 +256,7 @@
     <w:r>
       <w:tab/>
       <w:tab/>
-      <w:t>2026-07-20</w:t>
+      <w:t>2026-07-21</w:t>
       <w:br/>
       <w:br/>
     </w:r>

--- a/tillsyn/A 14416-2023 tillsynsbegäran.docx
+++ b/tillsyn/A 14416-2023 tillsynsbegäran.docx
@@ -256,7 +256,7 @@
     <w:r>
       <w:tab/>
       <w:tab/>
-      <w:t>2026-07-21</w:t>
+      <w:t>2026-07-22</w:t>
       <w:br/>
       <w:br/>
     </w:r>

--- a/tillsyn/A 14416-2023 tillsynsbegäran.docx
+++ b/tillsyn/A 14416-2023 tillsynsbegäran.docx
@@ -256,7 +256,7 @@
     <w:r>
       <w:tab/>
       <w:tab/>
-      <w:t>2026-07-22</w:t>
+      <w:t>2026-07-23</w:t>
       <w:br/>
       <w:br/>
     </w:r>

--- a/tillsyn/A 14416-2023 tillsynsbegäran.docx
+++ b/tillsyn/A 14416-2023 tillsynsbegäran.docx
@@ -256,7 +256,7 @@
     <w:r>
       <w:tab/>
       <w:tab/>
-      <w:t>2026-07-23</w:t>
+      <w:t>2026-07-24</w:t>
       <w:br/>
       <w:br/>
     </w:r>

--- a/tillsyn/A 14416-2023 tillsynsbegäran.docx
+++ b/tillsyn/A 14416-2023 tillsynsbegäran.docx
@@ -256,7 +256,7 @@
     <w:r>
       <w:tab/>
       <w:tab/>
-      <w:t>2026-07-24</w:t>
+      <w:t>2026-07-25</w:t>
       <w:br/>
       <w:br/>
     </w:r>

--- a/tillsyn/A 14416-2023 tillsynsbegäran.docx
+++ b/tillsyn/A 14416-2023 tillsynsbegäran.docx
@@ -256,7 +256,7 @@
     <w:r>
       <w:tab/>
       <w:tab/>
-      <w:t>2026-07-25</w:t>
+      <w:t>2026-07-26</w:t>
       <w:br/>
       <w:br/>
     </w:r>

--- a/tillsyn/A 14416-2023 tillsynsbegäran.docx
+++ b/tillsyn/A 14416-2023 tillsynsbegäran.docx
@@ -256,7 +256,7 @@
     <w:r>
       <w:tab/>
       <w:tab/>
-      <w:t>2026-07-26</w:t>
+      <w:t>2026-07-27</w:t>
       <w:br/>
       <w:br/>
     </w:r>

--- a/tillsyn/A 14416-2023 tillsynsbegäran.docx
+++ b/tillsyn/A 14416-2023 tillsynsbegäran.docx
@@ -256,7 +256,7 @@
     <w:r>
       <w:tab/>
       <w:tab/>
-      <w:t>2026-07-27</w:t>
+      <w:t>2026-07-28</w:t>
       <w:br/>
       <w:br/>
     </w:r>

--- a/tillsyn/A 14416-2023 tillsynsbegäran.docx
+++ b/tillsyn/A 14416-2023 tillsynsbegäran.docx
@@ -256,7 +256,7 @@
     <w:r>
       <w:tab/>
       <w:tab/>
-      <w:t>2026-07-28</w:t>
+      <w:t>2026-07-29</w:t>
       <w:br/>
       <w:br/>
     </w:r>

--- a/tillsyn/A 14416-2023 tillsynsbegäran.docx
+++ b/tillsyn/A 14416-2023 tillsynsbegäran.docx
@@ -256,7 +256,7 @@
     <w:r>
       <w:tab/>
       <w:tab/>
-      <w:t>2026-07-29</w:t>
+      <w:t>2026-07-30</w:t>
       <w:br/>
       <w:br/>
     </w:r>

--- a/tillsyn/A 14416-2023 tillsynsbegäran.docx
+++ b/tillsyn/A 14416-2023 tillsynsbegäran.docx
@@ -256,7 +256,7 @@
     <w:r>
       <w:tab/>
       <w:tab/>
-      <w:t>2026-07-30</w:t>
+      <w:t>2026-07-31</w:t>
       <w:br/>
       <w:br/>
     </w:r>

--- a/tillsyn/A 14416-2023 tillsynsbegäran.docx
+++ b/tillsyn/A 14416-2023 tillsynsbegäran.docx
@@ -256,7 +256,7 @@
     <w:r>
       <w:tab/>
       <w:tab/>
-      <w:t>2026-07-31</w:t>
+      <w:t>2026-08-01</w:t>
       <w:br/>
       <w:br/>
     </w:r>

--- a/tillsyn/A 14416-2023 tillsynsbegäran.docx
+++ b/tillsyn/A 14416-2023 tillsynsbegäran.docx
@@ -256,7 +256,7 @@
     <w:r>
       <w:tab/>
       <w:tab/>
-      <w:t>2026-08-01</w:t>
+      <w:t>2026-08-02</w:t>
       <w:br/>
       <w:br/>
     </w:r>

--- a/tillsyn/A 14416-2023 tillsynsbegäran.docx
+++ b/tillsyn/A 14416-2023 tillsynsbegäran.docx
@@ -256,7 +256,7 @@
     <w:r>
       <w:tab/>
       <w:tab/>
-      <w:t>2026-08-02</w:t>
+      <w:t>2026-08-03</w:t>
       <w:br/>
       <w:br/>
     </w:r>

--- a/tillsyn/A 14416-2023 tillsynsbegäran.docx
+++ b/tillsyn/A 14416-2023 tillsynsbegäran.docx
@@ -256,7 +256,7 @@
     <w:r>
       <w:tab/>
       <w:tab/>
-      <w:t>2026-08-03</w:t>
+      <w:t>2026-08-05</w:t>
       <w:br/>
       <w:br/>
     </w:r>

--- a/tillsyn/A 14416-2023 tillsynsbegäran.docx
+++ b/tillsyn/A 14416-2023 tillsynsbegäran.docx
@@ -256,7 +256,7 @@
     <w:r>
       <w:tab/>
       <w:tab/>
-      <w:t>2026-08-05</w:t>
+      <w:t>2026-08-07</w:t>
       <w:br/>
       <w:br/>
     </w:r>

--- a/tillsyn/A 14416-2023 tillsynsbegäran.docx
+++ b/tillsyn/A 14416-2023 tillsynsbegäran.docx
@@ -256,7 +256,7 @@
     <w:r>
       <w:tab/>
       <w:tab/>
-      <w:t>2026-08-07</w:t>
+      <w:t>2026-08-08</w:t>
       <w:br/>
       <w:br/>
     </w:r>

--- a/tillsyn/A 14416-2023 tillsynsbegäran.docx
+++ b/tillsyn/A 14416-2023 tillsynsbegäran.docx
@@ -60,7 +60,7 @@
         <w:spacing w:after="240"/>
       </w:pPr>
       <w:r>
-        <w:t>Figur 1. Fyndplatser för naturvårdsarter i avverkningsanmälan. Markörer utan svart kant är placerade på fyndplatsen. Markörer med svart kant är placerade vid sidan av fyndplatsen har ett svart streck som visar fyndplatsens exakta position. Kartans mittpunktskoordinat är N 6369810, E 440227 i SWEREF 99 TM.</w:t>
+        <w:t>Figur 1. Fyndplatser för naturvårdsarter i avverkningsanmälan. Markörer utan svart kant är placerade på fyndplatsen. Markörer med svart kant är placerade vid sidan av fyndplatsen och har ett svart streck som visar fyndplatsens exakta position. Kartans mittpunktskoordinat är N 6369810, E 440227 i SWEREF 99 TM.</w:t>
       </w:r>
     </w:p>
     <w:p>
@@ -256,7 +256,7 @@
     <w:r>
       <w:tab/>
       <w:tab/>
-      <w:t>2026-08-14</w:t>
+      <w:t>2026-08-15</w:t>
       <w:br/>
       <w:br/>
     </w:r>

--- a/tillsyn/A 14416-2023 tillsynsbegäran.docx
+++ b/tillsyn/A 14416-2023 tillsynsbegäran.docx
@@ -256,7 +256,7 @@
     <w:r>
       <w:tab/>
       <w:tab/>
-      <w:t>2026-08-15</w:t>
+      <w:t>2026-08-16</w:t>
       <w:br/>
       <w:br/>
     </w:r>

--- a/tillsyn/A 14416-2023 tillsynsbegäran.docx
+++ b/tillsyn/A 14416-2023 tillsynsbegäran.docx
@@ -256,7 +256,7 @@
     <w:r>
       <w:tab/>
       <w:tab/>
-      <w:t>2026-08-16</w:t>
+      <w:t>2026-08-17</w:t>
       <w:br/>
       <w:br/>
     </w:r>

--- a/tillsyn/A 14416-2023 tillsynsbegäran.docx
+++ b/tillsyn/A 14416-2023 tillsynsbegäran.docx
@@ -256,7 +256,7 @@
     <w:r>
       <w:tab/>
       <w:tab/>
-      <w:t>2026-08-17</w:t>
+      <w:t>2026-08-18</w:t>
       <w:br/>
       <w:br/>
     </w:r>

--- a/tillsyn/A 14416-2023 tillsynsbegäran.docx
+++ b/tillsyn/A 14416-2023 tillsynsbegäran.docx
@@ -256,7 +256,7 @@
     <w:r>
       <w:tab/>
       <w:tab/>
-      <w:t>2026-08-18</w:t>
+      <w:t>2026-08-19</w:t>
       <w:br/>
       <w:br/>
     </w:r>

--- a/tillsyn/A 14416-2023 tillsynsbegäran.docx
+++ b/tillsyn/A 14416-2023 tillsynsbegäran.docx
@@ -256,7 +256,7 @@
     <w:r>
       <w:tab/>
       <w:tab/>
-      <w:t>2026-08-19</w:t>
+      <w:t>2026-08-20</w:t>
       <w:br/>
       <w:br/>
     </w:r>

--- a/tillsyn/A 14416-2023 tillsynsbegäran.docx
+++ b/tillsyn/A 14416-2023 tillsynsbegäran.docx
@@ -256,7 +256,7 @@
     <w:r>
       <w:tab/>
       <w:tab/>
-      <w:t>2026-08-20</w:t>
+      <w:t>2026-08-21</w:t>
       <w:br/>
       <w:br/>
     </w:r>

--- a/tillsyn/A 14416-2023 tillsynsbegäran.docx
+++ b/tillsyn/A 14416-2023 tillsynsbegäran.docx
@@ -256,7 +256,7 @@
     <w:r>
       <w:tab/>
       <w:tab/>
-      <w:t>2026-08-21</w:t>
+      <w:t>2026-08-22</w:t>
       <w:br/>
       <w:br/>
     </w:r>

--- a/tillsyn/A 14416-2023 tillsynsbegäran.docx
+++ b/tillsyn/A 14416-2023 tillsynsbegäran.docx
@@ -256,7 +256,7 @@
     <w:r>
       <w:tab/>
       <w:tab/>
-      <w:t>2026-08-22</w:t>
+      <w:t>2026-08-23</w:t>
       <w:br/>
       <w:br/>
     </w:r>

--- a/tillsyn/A 14416-2023 tillsynsbegäran.docx
+++ b/tillsyn/A 14416-2023 tillsynsbegäran.docx
@@ -256,7 +256,7 @@
     <w:r>
       <w:tab/>
       <w:tab/>
-      <w:t>2026-08-23</w:t>
+      <w:t>2026-08-24</w:t>
       <w:br/>
       <w:br/>
     </w:r>

--- a/tillsyn/A 14416-2023 tillsynsbegäran.docx
+++ b/tillsyn/A 14416-2023 tillsynsbegäran.docx
@@ -256,7 +256,7 @@
     <w:r>
       <w:tab/>
       <w:tab/>
-      <w:t>2026-08-24</w:t>
+      <w:t>2026-08-25</w:t>
       <w:br/>
       <w:br/>
     </w:r>

--- a/tillsyn/A 14416-2023 tillsynsbegäran.docx
+++ b/tillsyn/A 14416-2023 tillsynsbegäran.docx
@@ -256,7 +256,7 @@
     <w:r>
       <w:tab/>
       <w:tab/>
-      <w:t>2026-08-25</w:t>
+      <w:t>2026-08-26</w:t>
       <w:br/>
       <w:br/>
     </w:r>

--- a/tillsyn/A 14416-2023 tillsynsbegäran.docx
+++ b/tillsyn/A 14416-2023 tillsynsbegäran.docx
@@ -256,7 +256,7 @@
     <w:r>
       <w:tab/>
       <w:tab/>
-      <w:t>2026-08-26</w:t>
+      <w:t>2026-08-27</w:t>
       <w:br/>
       <w:br/>
     </w:r>

--- a/tillsyn/A 14416-2023 tillsynsbegäran.docx
+++ b/tillsyn/A 14416-2023 tillsynsbegäran.docx
@@ -256,7 +256,7 @@
     <w:r>
       <w:tab/>
       <w:tab/>
-      <w:t>2026-08-27</w:t>
+      <w:t>2026-08-28</w:t>
       <w:br/>
       <w:br/>
     </w:r>

--- a/tillsyn/A 14416-2023 tillsynsbegäran.docx
+++ b/tillsyn/A 14416-2023 tillsynsbegäran.docx
@@ -256,7 +256,7 @@
     <w:r>
       <w:tab/>
       <w:tab/>
-      <w:t>2026-08-28</w:t>
+      <w:t>2026-08-29</w:t>
       <w:br/>
       <w:br/>
     </w:r>

--- a/tillsyn/A 14416-2023 tillsynsbegäran.docx
+++ b/tillsyn/A 14416-2023 tillsynsbegäran.docx
@@ -256,7 +256,7 @@
     <w:r>
       <w:tab/>
       <w:tab/>
-      <w:t>2026-08-29</w:t>
+      <w:t>2026-08-31</w:t>
       <w:br/>
       <w:br/>
     </w:r>

--- a/tillsyn/A 14416-2023 tillsynsbegäran.docx
+++ b/tillsyn/A 14416-2023 tillsynsbegäran.docx
@@ -256,7 +256,7 @@
     <w:r>
       <w:tab/>
       <w:tab/>
-      <w:t>2026-08-31</w:t>
+      <w:t>2026-09-01</w:t>
       <w:br/>
       <w:br/>
     </w:r>

--- a/tillsyn/A 14416-2023 tillsynsbegäran.docx
+++ b/tillsyn/A 14416-2023 tillsynsbegäran.docx
@@ -256,7 +256,7 @@
     <w:r>
       <w:tab/>
       <w:tab/>
-      <w:t>2026-09-01</w:t>
+      <w:t>2026-09-02</w:t>
       <w:br/>
       <w:br/>
     </w:r>

--- a/tillsyn/A 14416-2023 tillsynsbegäran.docx
+++ b/tillsyn/A 14416-2023 tillsynsbegäran.docx
@@ -256,7 +256,7 @@
     <w:r>
       <w:tab/>
       <w:tab/>
-      <w:t>2026-09-02</w:t>
+      <w:t>2026-09-03</w:t>
       <w:br/>
       <w:br/>
     </w:r>

--- a/tillsyn/A 14416-2023 tillsynsbegäran.docx
+++ b/tillsyn/A 14416-2023 tillsynsbegäran.docx
@@ -256,7 +256,7 @@
     <w:r>
       <w:tab/>
       <w:tab/>
-      <w:t>2026-09-03</w:t>
+      <w:t>2026-09-04</w:t>
       <w:br/>
       <w:br/>
     </w:r>

--- a/tillsyn/A 14416-2023 tillsynsbegäran.docx
+++ b/tillsyn/A 14416-2023 tillsynsbegäran.docx
@@ -256,7 +256,7 @@
     <w:r>
       <w:tab/>
       <w:tab/>
-      <w:t>2026-09-04</w:t>
+      <w:t>2026-09-05</w:t>
       <w:br/>
       <w:br/>
     </w:r>

--- a/tillsyn/A 14416-2023 tillsynsbegäran.docx
+++ b/tillsyn/A 14416-2023 tillsynsbegäran.docx
@@ -256,7 +256,7 @@
     <w:r>
       <w:tab/>
       <w:tab/>
-      <w:t>2026-09-05</w:t>
+      <w:t>2026-09-06</w:t>
       <w:br/>
       <w:br/>
     </w:r>

--- a/tillsyn/A 14416-2023 tillsynsbegäran.docx
+++ b/tillsyn/A 14416-2023 tillsynsbegäran.docx
@@ -256,7 +256,7 @@
     <w:r>
       <w:tab/>
       <w:tab/>
-      <w:t>2026-09-06</w:t>
+      <w:t>2026-09-07</w:t>
       <w:br/>
       <w:br/>
     </w:r>

--- a/tillsyn/A 14416-2023 tillsynsbegäran.docx
+++ b/tillsyn/A 14416-2023 tillsynsbegäran.docx
@@ -256,7 +256,7 @@
     <w:r>
       <w:tab/>
       <w:tab/>
-      <w:t>2026-09-07</w:t>
+      <w:t>2026-09-08</w:t>
       <w:br/>
       <w:br/>
     </w:r>

--- a/tillsyn/A 14416-2023 tillsynsbegäran.docx
+++ b/tillsyn/A 14416-2023 tillsynsbegäran.docx
@@ -256,7 +256,7 @@
     <w:r>
       <w:tab/>
       <w:tab/>
-      <w:t>2026-09-08</w:t>
+      <w:t>2026-09-09</w:t>
       <w:br/>
       <w:br/>
     </w:r>

--- a/tillsyn/A 14416-2023 tillsynsbegäran.docx
+++ b/tillsyn/A 14416-2023 tillsynsbegäran.docx
@@ -256,7 +256,7 @@
     <w:r>
       <w:tab/>
       <w:tab/>
-      <w:t>2026-09-09</w:t>
+      <w:t>2026-09-10</w:t>
       <w:br/>
       <w:br/>
     </w:r>

--- a/tillsyn/A 14416-2023 tillsynsbegäran.docx
+++ b/tillsyn/A 14416-2023 tillsynsbegäran.docx
@@ -256,7 +256,7 @@
     <w:r>
       <w:tab/>
       <w:tab/>
-      <w:t>2026-09-10</w:t>
+      <w:t>2026-09-11</w:t>
       <w:br/>
       <w:br/>
     </w:r>

--- a/tillsyn/A 14416-2023 tillsynsbegäran.docx
+++ b/tillsyn/A 14416-2023 tillsynsbegäran.docx
@@ -256,7 +256,7 @@
     <w:r>
       <w:tab/>
       <w:tab/>
-      <w:t>2026-09-11</w:t>
+      <w:t>2026-09-12</w:t>
       <w:br/>
       <w:br/>
     </w:r>

--- a/tillsyn/A 14416-2023 tillsynsbegäran.docx
+++ b/tillsyn/A 14416-2023 tillsynsbegäran.docx
@@ -256,7 +256,7 @@
     <w:r>
       <w:tab/>
       <w:tab/>
-      <w:t>2026-09-12</w:t>
+      <w:t>2026-09-13</w:t>
       <w:br/>
       <w:br/>
     </w:r>
